--- a/LLD.docx
+++ b/LLD.docx
@@ -1579,7 +1579,16 @@
           <w:szCs w:val="24"/>
           <w:lang w:val="en-US"/>
         </w:rPr>
-        <w:t>7.  Non-Functional Requirements</w:t>
+        <w:t>6</w:t>
+      </w:r>
+      <w:r>
+        <w:rPr>
+          <w:rFonts w:ascii="Times New Roman" w:eastAsia="Times New Roman" w:hAnsi="Times New Roman" w:cs="Times New Roman"/>
+          <w:sz w:val="24"/>
+          <w:szCs w:val="24"/>
+          <w:lang w:val="en-US"/>
+        </w:rPr>
+        <w:t>.  Non-Functional Requirements</w:t>
       </w:r>
       <w:r>
         <w:rPr>
@@ -1621,7 +1630,16 @@
           <w:szCs w:val="24"/>
           <w:lang w:val="en-US"/>
         </w:rPr>
-        <w:t>8.  Future Enhancements</w:t>
+        <w:t>7</w:t>
+      </w:r>
+      <w:r>
+        <w:rPr>
+          <w:rFonts w:ascii="Times New Roman" w:eastAsia="Times New Roman" w:hAnsi="Times New Roman" w:cs="Times New Roman"/>
+          <w:sz w:val="24"/>
+          <w:szCs w:val="24"/>
+          <w:lang w:val="en-US"/>
+        </w:rPr>
+        <w:t>.  Future Enhancements</w:t>
       </w:r>
       <w:r>
         <w:rPr>
@@ -1663,7 +1681,16 @@
           <w:szCs w:val="24"/>
           <w:lang w:val="en-US"/>
         </w:rPr>
-        <w:t>9.  References</w:t>
+        <w:t>8</w:t>
+      </w:r>
+      <w:r>
+        <w:rPr>
+          <w:rFonts w:ascii="Times New Roman" w:eastAsia="Times New Roman" w:hAnsi="Times New Roman" w:cs="Times New Roman"/>
+          <w:sz w:val="24"/>
+          <w:szCs w:val="24"/>
+          <w:lang w:val="en-US"/>
+        </w:rPr>
+        <w:t>.  References</w:t>
       </w:r>
       <w:r>
         <w:rPr>
@@ -4451,20 +4478,8 @@
           <w:sz w:val="30"/>
           <w:szCs w:val="30"/>
         </w:rPr>
-        <w:t xml:space="preserve"> preprocessing </w:t>
-      </w:r>
-      <w:proofErr w:type="spellStart"/>
-      <w:r>
-        <w:rPr>
-          <w:rFonts w:ascii="Times New Roman" w:hAnsi="Times New Roman" w:cs="Times New Roman"/>
-          <w:b/>
-          <w:bCs/>
-          <w:sz w:val="30"/>
-          <w:szCs w:val="30"/>
-        </w:rPr>
-        <w:t>component</w:t>
-      </w:r>
-      <w:proofErr w:type="spellEnd"/>
+        <w:t xml:space="preserve"> preprocessing component</w:t>
+      </w:r>
     </w:p>
     <w:p>
       <w:pPr>
@@ -4621,6 +4636,32 @@
         </w:rPr>
         <w:lastRenderedPageBreak/>
         <w:t>Identified outliers in the Sales column using a boxplot, which showed a long right tail with some very high-value orders.</w:t>
+      </w:r>
+    </w:p>
+    <w:p>
+      <w:pPr>
+        <w:pStyle w:val="ListParagraph"/>
+        <w:numPr>
+          <w:ilvl w:val="0"/>
+          <w:numId w:val="54"/>
+        </w:numPr>
+        <w:tabs>
+          <w:tab w:val="left" w:pos="2582"/>
+        </w:tabs>
+        <w:ind w:left="927"/>
+        <w:rPr>
+          <w:rFonts w:ascii="Times New Roman" w:hAnsi="Times New Roman" w:cs="Times New Roman"/>
+          <w:sz w:val="26"/>
+          <w:szCs w:val="26"/>
+        </w:rPr>
+      </w:pPr>
+      <w:r>
+        <w:rPr>
+          <w:rFonts w:ascii="Times New Roman" w:hAnsi="Times New Roman" w:cs="Times New Roman"/>
+          <w:sz w:val="26"/>
+          <w:szCs w:val="26"/>
+        </w:rPr>
+        <w:t>Outlier removal used a 3×IQR threshold (Q1 − 3×IQR to Q3 + 3×IQR) rather than the standard 1.5×IQR, as the Sales distribution had a long right tail with legitimate high-value bulk orders that would have been incorrectly removed at the tighter threshold.</w:t>
       </w:r>
     </w:p>
     <w:p>
@@ -5790,6 +5831,7 @@
           <w:sz w:val="26"/>
           <w:szCs w:val="26"/>
         </w:rPr>
+        <w:lastRenderedPageBreak/>
         <w:t xml:space="preserve">Cross validation </w:t>
       </w:r>
       <w:r>
@@ -5839,6 +5881,7 @@
         <w:tabs>
           <w:tab w:val="left" w:pos="2582"/>
         </w:tabs>
+        <w:spacing w:after="0"/>
         <w:ind w:left="454"/>
         <w:rPr>
           <w:rFonts w:ascii="Times New Roman" w:hAnsi="Times New Roman" w:cs="Times New Roman"/>
@@ -5852,8 +5895,47 @@
           <w:sz w:val="26"/>
           <w:szCs w:val="26"/>
         </w:rPr>
-        <w:lastRenderedPageBreak/>
         <w:t>Comparison between training and testing scores shows that the model generalizes well and does not exhibit significant overfitting.</w:t>
+      </w:r>
+    </w:p>
+    <w:p>
+      <w:pPr>
+        <w:tabs>
+          <w:tab w:val="left" w:pos="2582"/>
+        </w:tabs>
+        <w:spacing w:after="0"/>
+        <w:ind w:left="454"/>
+        <w:rPr>
+          <w:rFonts w:ascii="Times New Roman" w:hAnsi="Times New Roman" w:cs="Times New Roman"/>
+          <w:sz w:val="26"/>
+          <w:szCs w:val="26"/>
+        </w:rPr>
+      </w:pPr>
+      <w:r>
+        <w:rPr>
+          <w:rFonts w:ascii="Times New Roman" w:hAnsi="Times New Roman" w:cs="Times New Roman"/>
+          <w:sz w:val="26"/>
+          <w:szCs w:val="26"/>
+        </w:rPr>
+        <w:t xml:space="preserve">Among the models tested, </w:t>
+      </w:r>
+      <w:proofErr w:type="spellStart"/>
+      <w:r>
+        <w:rPr>
+          <w:rFonts w:ascii="Times New Roman" w:hAnsi="Times New Roman" w:cs="Times New Roman"/>
+          <w:sz w:val="26"/>
+          <w:szCs w:val="26"/>
+        </w:rPr>
+        <w:t>XGBoost</w:t>
+      </w:r>
+      <w:proofErr w:type="spellEnd"/>
+      <w:r>
+        <w:rPr>
+          <w:rFonts w:ascii="Times New Roman" w:hAnsi="Times New Roman" w:cs="Times New Roman"/>
+          <w:sz w:val="26"/>
+          <w:szCs w:val="26"/>
+        </w:rPr>
+        <w:t xml:space="preserve"> demonstrated the best performance due to its boosting mechanism, ability to capture non-linear relationships, and robustness to outliers.</w:t>
       </w:r>
     </w:p>
     <w:p>
@@ -6386,46 +6468,6 @@
     </w:p>
     <w:p>
       <w:pPr>
-        <w:tabs>
-          <w:tab w:val="left" w:pos="2582"/>
-        </w:tabs>
-        <w:spacing w:after="0"/>
-        <w:ind w:left="360"/>
-        <w:rPr>
-          <w:rFonts w:ascii="Times New Roman" w:hAnsi="Times New Roman" w:cs="Times New Roman"/>
-          <w:sz w:val="26"/>
-          <w:szCs w:val="26"/>
-        </w:rPr>
-      </w:pPr>
-      <w:r>
-        <w:rPr>
-          <w:rFonts w:ascii="Times New Roman" w:hAnsi="Times New Roman" w:cs="Times New Roman"/>
-          <w:sz w:val="26"/>
-          <w:szCs w:val="26"/>
-        </w:rPr>
-        <w:t xml:space="preserve">Among the models tested, </w:t>
-      </w:r>
-      <w:proofErr w:type="spellStart"/>
-      <w:r>
-        <w:rPr>
-          <w:rFonts w:ascii="Times New Roman" w:hAnsi="Times New Roman" w:cs="Times New Roman"/>
-          <w:sz w:val="26"/>
-          <w:szCs w:val="26"/>
-        </w:rPr>
-        <w:t>XGBoost</w:t>
-      </w:r>
-      <w:proofErr w:type="spellEnd"/>
-      <w:r>
-        <w:rPr>
-          <w:rFonts w:ascii="Times New Roman" w:hAnsi="Times New Roman" w:cs="Times New Roman"/>
-          <w:sz w:val="26"/>
-          <w:szCs w:val="26"/>
-        </w:rPr>
-        <w:t xml:space="preserve"> demonstrated the best performance due to its boosting mechanism, ability to capture non-linear relationships, and robustness to outliers.</w:t>
-      </w:r>
-    </w:p>
-    <w:p>
-      <w:pPr>
         <w:pStyle w:val="NormalWeb"/>
         <w:tabs>
           <w:tab w:val="left" w:pos="2582"/>
@@ -6683,28 +6725,8 @@
         </w:tabs>
         <w:rPr>
           <w:rFonts w:ascii="Times New Roman" w:hAnsi="Times New Roman" w:cs="Times New Roman"/>
-          <w:sz w:val="26"/>
-          <w:szCs w:val="26"/>
-        </w:rPr>
-      </w:pPr>
-      <w:r>
-        <w:rPr>
-          <w:rFonts w:ascii="Times New Roman" w:hAnsi="Times New Roman" w:cs="Times New Roman"/>
-          <w:sz w:val="26"/>
-          <w:szCs w:val="26"/>
-        </w:rPr>
-        <w:t xml:space="preserve"> </w:t>
-      </w:r>
-    </w:p>
-    <w:p>
-      <w:pPr>
-        <w:tabs>
-          <w:tab w:val="left" w:pos="2582"/>
-        </w:tabs>
-        <w:rPr>
-          <w:rFonts w:ascii="Times New Roman" w:hAnsi="Times New Roman" w:cs="Times New Roman"/>
-          <w:sz w:val="8"/>
-          <w:szCs w:val="8"/>
+          <w:sz w:val="2"/>
+          <w:szCs w:val="2"/>
         </w:rPr>
       </w:pPr>
     </w:p>
